--- a/CMSC203_Lab3/Lab3_JUnitTest_Spr26/Lab3_JUnitTest_Spr26/CMSC203_Lab3_JUnit.docx
+++ b/CMSC203_Lab3/Lab3_JUnitTest_Spr26/Lab3_JUnitTest_Spr26/CMSC203_Lab3_JUnit.docx
@@ -264,6 +264,7 @@
         </w:rPr>
         <w:t xml:space="preserve">Add the following methods to </w:t>
       </w:r>
+      <w:proofErr w:type="spellStart"/>
       <w:r>
         <w:rPr>
           <w:rStyle w:val="VerbatimChar"/>
@@ -274,6 +275,7 @@
         </w:rPr>
         <w:t>GradeBook</w:t>
       </w:r>
+      <w:proofErr w:type="spellEnd"/>
       <w:r>
         <w:rPr>
           <w:rFonts w:ascii="inter" w:eastAsia="inter" w:hAnsi="inter" w:cs="inter"/>
@@ -351,7 +353,27 @@
           <w:color w:val="000000"/>
           <w:sz w:val="18"/>
         </w:rPr>
-        <w:t>public int getScoreSize()</w:t>
+        <w:t xml:space="preserve">public int </w:t>
+      </w:r>
+      <w:proofErr w:type="gramStart"/>
+      <w:r>
+        <w:rPr>
+          <w:rStyle w:val="VerbatimChar"/>
+          <w:rFonts w:ascii="IBM Plex Mono" w:eastAsia="IBM Plex Mono" w:hAnsi="IBM Plex Mono" w:cs="IBM Plex Mono"/>
+          <w:color w:val="000000"/>
+          <w:sz w:val="18"/>
+        </w:rPr>
+        <w:t>getScoreSize(</w:t>
+      </w:r>
+      <w:proofErr w:type="gramEnd"/>
+      <w:r>
+        <w:rPr>
+          <w:rStyle w:val="VerbatimChar"/>
+          <w:rFonts w:ascii="IBM Plex Mono" w:eastAsia="IBM Plex Mono" w:hAnsi="IBM Plex Mono" w:cs="IBM Plex Mono"/>
+          <w:color w:val="000000"/>
+          <w:sz w:val="18"/>
+        </w:rPr>
+        <w:t>)</w:t>
       </w:r>
       <w:r>
         <w:rPr>
@@ -378,6 +400,7 @@
         </w:rPr>
         <w:t xml:space="preserve">Behavior: Return the current value of </w:t>
       </w:r>
+      <w:proofErr w:type="spellStart"/>
       <w:r>
         <w:rPr>
           <w:rStyle w:val="VerbatimChar"/>
@@ -388,6 +411,7 @@
         </w:rPr>
         <w:t>scoresSize</w:t>
       </w:r>
+      <w:proofErr w:type="spellEnd"/>
       <w:r>
         <w:rPr>
           <w:rFonts w:ascii="inter" w:eastAsia="inter" w:hAnsi="inter" w:cs="inter"/>
@@ -465,7 +489,27 @@
           <w:color w:val="000000"/>
           <w:sz w:val="18"/>
         </w:rPr>
-        <w:t>public String toString()</w:t>
+        <w:t xml:space="preserve">public String </w:t>
+      </w:r>
+      <w:proofErr w:type="gramStart"/>
+      <w:r>
+        <w:rPr>
+          <w:rStyle w:val="VerbatimChar"/>
+          <w:rFonts w:ascii="IBM Plex Mono" w:eastAsia="IBM Plex Mono" w:hAnsi="IBM Plex Mono" w:cs="IBM Plex Mono"/>
+          <w:color w:val="000000"/>
+          <w:sz w:val="18"/>
+        </w:rPr>
+        <w:t>toString(</w:t>
+      </w:r>
+      <w:proofErr w:type="gramEnd"/>
+      <w:r>
+        <w:rPr>
+          <w:rStyle w:val="VerbatimChar"/>
+          <w:rFonts w:ascii="IBM Plex Mono" w:eastAsia="IBM Plex Mono" w:hAnsi="IBM Plex Mono" w:cs="IBM Plex Mono"/>
+          <w:color w:val="000000"/>
+          <w:sz w:val="18"/>
+        </w:rPr>
+        <w:t>)</w:t>
       </w:r>
       <w:r>
         <w:rPr>
@@ -995,6 +1039,7 @@
         </w:numPr>
         <w:spacing w:before="105" w:after="105" w:line="360" w:lineRule="auto"/>
       </w:pPr>
+      <w:proofErr w:type="gramStart"/>
       <w:r>
         <w:rPr>
           <w:rStyle w:val="VerbatimChar"/>
@@ -1005,6 +1050,7 @@
         </w:rPr>
         <w:t>@Test</w:t>
       </w:r>
+      <w:proofErr w:type="gramEnd"/>
       <w:r>
         <w:rPr>
           <w:rFonts w:ascii="inter" w:eastAsia="inter" w:hAnsi="inter" w:cs="inter"/>
@@ -1251,15 +1297,27 @@
         </w:numPr>
         <w:spacing w:before="105" w:after="105" w:line="360" w:lineRule="auto"/>
       </w:pPr>
-      <w:r>
-        <w:rPr>
-          <w:rStyle w:val="VerbatimChar"/>
-          <w:rFonts w:ascii="IBM Plex Mono" w:eastAsia="IBM Plex Mono" w:hAnsi="IBM Plex Mono" w:cs="IBM Plex Mono"/>
-          <w:color w:val="000000"/>
-          <w:sz w:val="18"/>
-          <w:shd w:val="clear" w:color="auto" w:fill="F8F8FA"/>
-        </w:rPr>
-        <w:t>sum()</w:t>
+      <w:proofErr w:type="gramStart"/>
+      <w:r>
+        <w:rPr>
+          <w:rStyle w:val="VerbatimChar"/>
+          <w:rFonts w:ascii="IBM Plex Mono" w:eastAsia="IBM Plex Mono" w:hAnsi="IBM Plex Mono" w:cs="IBM Plex Mono"/>
+          <w:color w:val="000000"/>
+          <w:sz w:val="18"/>
+          <w:shd w:val="clear" w:color="auto" w:fill="F8F8FA"/>
+        </w:rPr>
+        <w:t>sum(</w:t>
+      </w:r>
+      <w:proofErr w:type="gramEnd"/>
+      <w:r>
+        <w:rPr>
+          <w:rStyle w:val="VerbatimChar"/>
+          <w:rFonts w:ascii="IBM Plex Mono" w:eastAsia="IBM Plex Mono" w:hAnsi="IBM Plex Mono" w:cs="IBM Plex Mono"/>
+          <w:color w:val="000000"/>
+          <w:sz w:val="18"/>
+          <w:shd w:val="clear" w:color="auto" w:fill="F8F8FA"/>
+        </w:rPr>
+        <w:t>)</w:t>
       </w:r>
       <w:r>
         <w:rPr>
@@ -1268,6 +1326,7 @@
         </w:rPr>
         <w:t xml:space="preserve"> returns the correct total for each </w:t>
       </w:r>
+      <w:proofErr w:type="spellStart"/>
       <w:r>
         <w:rPr>
           <w:rStyle w:val="VerbatimChar"/>
@@ -1278,6 +1337,7 @@
         </w:rPr>
         <w:t>GradeBook</w:t>
       </w:r>
+      <w:proofErr w:type="spellEnd"/>
       <w:r>
         <w:rPr>
           <w:rFonts w:ascii="inter" w:eastAsia="inter" w:hAnsi="inter" w:cs="inter"/>
@@ -1327,15 +1387,27 @@
         </w:numPr>
         <w:spacing w:before="105" w:after="105" w:line="360" w:lineRule="auto"/>
       </w:pPr>
-      <w:r>
-        <w:rPr>
-          <w:rStyle w:val="VerbatimChar"/>
-          <w:rFonts w:ascii="IBM Plex Mono" w:eastAsia="IBM Plex Mono" w:hAnsi="IBM Plex Mono" w:cs="IBM Plex Mono"/>
-          <w:color w:val="000000"/>
-          <w:sz w:val="18"/>
-          <w:shd w:val="clear" w:color="auto" w:fill="F8F8FA"/>
-        </w:rPr>
-        <w:t>minimum()</w:t>
+      <w:proofErr w:type="gramStart"/>
+      <w:r>
+        <w:rPr>
+          <w:rStyle w:val="VerbatimChar"/>
+          <w:rFonts w:ascii="IBM Plex Mono" w:eastAsia="IBM Plex Mono" w:hAnsi="IBM Plex Mono" w:cs="IBM Plex Mono"/>
+          <w:color w:val="000000"/>
+          <w:sz w:val="18"/>
+          <w:shd w:val="clear" w:color="auto" w:fill="F8F8FA"/>
+        </w:rPr>
+        <w:t>minimum(</w:t>
+      </w:r>
+      <w:proofErr w:type="gramEnd"/>
+      <w:r>
+        <w:rPr>
+          <w:rStyle w:val="VerbatimChar"/>
+          <w:rFonts w:ascii="IBM Plex Mono" w:eastAsia="IBM Plex Mono" w:hAnsi="IBM Plex Mono" w:cs="IBM Plex Mono"/>
+          <w:color w:val="000000"/>
+          <w:sz w:val="18"/>
+          <w:shd w:val="clear" w:color="auto" w:fill="F8F8FA"/>
+        </w:rPr>
+        <w:t>)</w:t>
       </w:r>
       <w:r>
         <w:rPr>
@@ -1360,6 +1432,7 @@
         </w:rPr>
         <w:t xml:space="preserve">For an empty </w:t>
       </w:r>
+      <w:proofErr w:type="spellStart"/>
       <w:r>
         <w:rPr>
           <w:rStyle w:val="VerbatimChar"/>
@@ -1370,6 +1443,7 @@
         </w:rPr>
         <w:t>GradeBook</w:t>
       </w:r>
+      <w:proofErr w:type="spellEnd"/>
       <w:r>
         <w:rPr>
           <w:rFonts w:ascii="inter" w:eastAsia="inter" w:hAnsi="inter" w:cs="inter"/>
@@ -1377,15 +1451,27 @@
         </w:rPr>
         <w:t xml:space="preserve">, </w:t>
       </w:r>
-      <w:r>
-        <w:rPr>
-          <w:rStyle w:val="VerbatimChar"/>
-          <w:rFonts w:ascii="IBM Plex Mono" w:eastAsia="IBM Plex Mono" w:hAnsi="IBM Plex Mono" w:cs="IBM Plex Mono"/>
-          <w:color w:val="000000"/>
-          <w:sz w:val="18"/>
-          <w:shd w:val="clear" w:color="auto" w:fill="F8F8FA"/>
-        </w:rPr>
-        <w:t>minimum()</w:t>
+      <w:proofErr w:type="gramStart"/>
+      <w:r>
+        <w:rPr>
+          <w:rStyle w:val="VerbatimChar"/>
+          <w:rFonts w:ascii="IBM Plex Mono" w:eastAsia="IBM Plex Mono" w:hAnsi="IBM Plex Mono" w:cs="IBM Plex Mono"/>
+          <w:color w:val="000000"/>
+          <w:sz w:val="18"/>
+          <w:shd w:val="clear" w:color="auto" w:fill="F8F8FA"/>
+        </w:rPr>
+        <w:t>minimum(</w:t>
+      </w:r>
+      <w:proofErr w:type="gramEnd"/>
+      <w:r>
+        <w:rPr>
+          <w:rStyle w:val="VerbatimChar"/>
+          <w:rFonts w:ascii="IBM Plex Mono" w:eastAsia="IBM Plex Mono" w:hAnsi="IBM Plex Mono" w:cs="IBM Plex Mono"/>
+          <w:color w:val="000000"/>
+          <w:sz w:val="18"/>
+          <w:shd w:val="clear" w:color="auto" w:fill="F8F8FA"/>
+        </w:rPr>
+        <w:t>)</w:t>
       </w:r>
       <w:r>
         <w:rPr>
@@ -1417,6 +1503,7 @@
         </w:numPr>
         <w:spacing w:after="210" w:line="360" w:lineRule="auto"/>
       </w:pPr>
+      <w:proofErr w:type="gramStart"/>
       <w:r>
         <w:rPr>
           <w:rStyle w:val="VerbatimChar"/>
@@ -1427,6 +1514,7 @@
         </w:rPr>
         <w:t>finalScore</w:t>
       </w:r>
+      <w:proofErr w:type="gramEnd"/>
     </w:p>
     <w:p>
       <w:pPr>
@@ -1443,15 +1531,27 @@
         </w:rPr>
         <w:t xml:space="preserve">When there are at least two scores, </w:t>
       </w:r>
-      <w:r>
-        <w:rPr>
-          <w:rStyle w:val="VerbatimChar"/>
-          <w:rFonts w:ascii="IBM Plex Mono" w:eastAsia="IBM Plex Mono" w:hAnsi="IBM Plex Mono" w:cs="IBM Plex Mono"/>
-          <w:color w:val="000000"/>
-          <w:sz w:val="18"/>
-          <w:shd w:val="clear" w:color="auto" w:fill="F8F8FA"/>
-        </w:rPr>
-        <w:t>finalScore()</w:t>
+      <w:proofErr w:type="gramStart"/>
+      <w:r>
+        <w:rPr>
+          <w:rStyle w:val="VerbatimChar"/>
+          <w:rFonts w:ascii="IBM Plex Mono" w:eastAsia="IBM Plex Mono" w:hAnsi="IBM Plex Mono" w:cs="IBM Plex Mono"/>
+          <w:color w:val="000000"/>
+          <w:sz w:val="18"/>
+          <w:shd w:val="clear" w:color="auto" w:fill="F8F8FA"/>
+        </w:rPr>
+        <w:t>finalScore(</w:t>
+      </w:r>
+      <w:proofErr w:type="gramEnd"/>
+      <w:r>
+        <w:rPr>
+          <w:rStyle w:val="VerbatimChar"/>
+          <w:rFonts w:ascii="IBM Plex Mono" w:eastAsia="IBM Plex Mono" w:hAnsi="IBM Plex Mono" w:cs="IBM Plex Mono"/>
+          <w:color w:val="000000"/>
+          <w:sz w:val="18"/>
+          <w:shd w:val="clear" w:color="auto" w:fill="F8F8FA"/>
+        </w:rPr>
+        <w:t>)</w:t>
       </w:r>
       <w:r>
         <w:rPr>
@@ -1476,15 +1576,27 @@
         </w:rPr>
         <w:t xml:space="preserve">When there is exactly one score, </w:t>
       </w:r>
-      <w:r>
-        <w:rPr>
-          <w:rStyle w:val="VerbatimChar"/>
-          <w:rFonts w:ascii="IBM Plex Mono" w:eastAsia="IBM Plex Mono" w:hAnsi="IBM Plex Mono" w:cs="IBM Plex Mono"/>
-          <w:color w:val="000000"/>
-          <w:sz w:val="18"/>
-          <w:shd w:val="clear" w:color="auto" w:fill="F8F8FA"/>
-        </w:rPr>
-        <w:t>finalScore()</w:t>
+      <w:proofErr w:type="gramStart"/>
+      <w:r>
+        <w:rPr>
+          <w:rStyle w:val="VerbatimChar"/>
+          <w:rFonts w:ascii="IBM Plex Mono" w:eastAsia="IBM Plex Mono" w:hAnsi="IBM Plex Mono" w:cs="IBM Plex Mono"/>
+          <w:color w:val="000000"/>
+          <w:sz w:val="18"/>
+          <w:shd w:val="clear" w:color="auto" w:fill="F8F8FA"/>
+        </w:rPr>
+        <w:t>finalScore(</w:t>
+      </w:r>
+      <w:proofErr w:type="gramEnd"/>
+      <w:r>
+        <w:rPr>
+          <w:rStyle w:val="VerbatimChar"/>
+          <w:rFonts w:ascii="IBM Plex Mono" w:eastAsia="IBM Plex Mono" w:hAnsi="IBM Plex Mono" w:cs="IBM Plex Mono"/>
+          <w:color w:val="000000"/>
+          <w:sz w:val="18"/>
+          <w:shd w:val="clear" w:color="auto" w:fill="F8F8FA"/>
+        </w:rPr>
+        <w:t>)</w:t>
       </w:r>
       <w:r>
         <w:rPr>
@@ -1509,15 +1621,39 @@
         </w:rPr>
         <w:t xml:space="preserve">When there are no scores, </w:t>
       </w:r>
-      <w:r>
-        <w:rPr>
-          <w:rStyle w:val="VerbatimChar"/>
-          <w:rFonts w:ascii="IBM Plex Mono" w:eastAsia="IBM Plex Mono" w:hAnsi="IBM Plex Mono" w:cs="IBM Plex Mono"/>
-          <w:color w:val="000000"/>
-          <w:sz w:val="18"/>
-          <w:shd w:val="clear" w:color="auto" w:fill="F8F8FA"/>
-        </w:rPr>
-        <w:t>finalScore()</w:t>
+      <w:proofErr w:type="spellStart"/>
+      <w:proofErr w:type="gramStart"/>
+      <w:r>
+        <w:rPr>
+          <w:rStyle w:val="VerbatimChar"/>
+          <w:rFonts w:ascii="IBM Plex Mono" w:eastAsia="IBM Plex Mono" w:hAnsi="IBM Plex Mono" w:cs="IBM Plex Mono"/>
+          <w:color w:val="000000"/>
+          <w:sz w:val="18"/>
+          <w:shd w:val="clear" w:color="auto" w:fill="F8F8FA"/>
+        </w:rPr>
+        <w:t>finalScore</w:t>
+      </w:r>
+      <w:proofErr w:type="spellEnd"/>
+      <w:r>
+        <w:rPr>
+          <w:rStyle w:val="VerbatimChar"/>
+          <w:rFonts w:ascii="IBM Plex Mono" w:eastAsia="IBM Plex Mono" w:hAnsi="IBM Plex Mono" w:cs="IBM Plex Mono"/>
+          <w:color w:val="000000"/>
+          <w:sz w:val="18"/>
+          <w:shd w:val="clear" w:color="auto" w:fill="F8F8FA"/>
+        </w:rPr>
+        <w:t>(</w:t>
+      </w:r>
+      <w:proofErr w:type="gramEnd"/>
+      <w:r>
+        <w:rPr>
+          <w:rStyle w:val="VerbatimChar"/>
+          <w:rFonts w:ascii="IBM Plex Mono" w:eastAsia="IBM Plex Mono" w:hAnsi="IBM Plex Mono" w:cs="IBM Plex Mono"/>
+          <w:color w:val="000000"/>
+          <w:sz w:val="18"/>
+          <w:shd w:val="clear" w:color="auto" w:fill="F8F8FA"/>
+        </w:rPr>
+        <w:t>)</w:t>
       </w:r>
       <w:r>
         <w:rPr>
@@ -1569,6 +1705,7 @@
         </w:rPr>
         <w:t xml:space="preserve"> and </w:t>
       </w:r>
+      <w:proofErr w:type="gramStart"/>
       <w:r>
         <w:rPr>
           <w:rStyle w:val="VerbatimChar"/>
@@ -1584,7 +1721,15 @@
           <w:rFonts w:ascii="inter" w:eastAsia="inter" w:hAnsi="inter" w:cs="inter"/>
           <w:color w:val="000000"/>
         </w:rPr>
-        <w:t xml:space="preserve">, and include a small delta for comparing doubles (for example, </w:t>
+        <w:t>, and</w:t>
+      </w:r>
+      <w:proofErr w:type="gramEnd"/>
+      <w:r>
+        <w:rPr>
+          <w:rFonts w:ascii="inter" w:eastAsia="inter" w:hAnsi="inter" w:cs="inter"/>
+          <w:color w:val="000000"/>
+        </w:rPr>
+        <w:t xml:space="preserve"> include a small delta for comparing doubles (for example, </w:t>
       </w:r>
       <w:r>
         <w:rPr>
@@ -2094,6 +2239,7 @@
         </w:rPr>
         <w:t xml:space="preserve">Use this as your starting point and then add </w:t>
       </w:r>
+      <w:proofErr w:type="spellStart"/>
       <w:r>
         <w:rPr>
           <w:rStyle w:val="VerbatimChar"/>
@@ -2104,6 +2250,7 @@
         </w:rPr>
         <w:t>getScoreSize</w:t>
       </w:r>
+      <w:proofErr w:type="spellEnd"/>
       <w:r>
         <w:rPr>
           <w:rFonts w:ascii="inter" w:eastAsia="inter" w:hAnsi="inter" w:cs="inter"/>
@@ -2111,6 +2258,7 @@
         </w:rPr>
         <w:t xml:space="preserve"> and </w:t>
       </w:r>
+      <w:proofErr w:type="spellStart"/>
       <w:r>
         <w:rPr>
           <w:rStyle w:val="VerbatimChar"/>
@@ -2121,6 +2269,7 @@
         </w:rPr>
         <w:t>toString</w:t>
       </w:r>
+      <w:proofErr w:type="spellEnd"/>
       <w:r>
         <w:rPr>
           <w:rFonts w:ascii="inter" w:eastAsia="inter" w:hAnsi="inter" w:cs="inter"/>
@@ -4468,6 +4617,23 @@
         </w:rPr>
         <w:t xml:space="preserve">JUnit-Test-Lab3.docx                         </w:t>
       </w:r>
+      <w:r>
+        <w:rPr>
+          <w:rFonts w:ascii="inter" w:eastAsia="inter" w:hAnsi="inter" w:cs="inter"/>
+          <w:color w:val="000000"/>
+          <w:sz w:val="18"/>
+        </w:rPr>
+        <w:t>2</w:t>
+      </w:r>
+    </w:p>
+    <w:p>
+      <w:pPr>
+        <w:spacing w:after="210" w:line="360" w:lineRule="auto"/>
+        <w:rPr>
+          <w:b/>
+          <w:bCs/>
+        </w:rPr>
+      </w:pPr>
     </w:p>
     <w:sectPr>
       <w:pgSz w:w="12240" w:h="15840"/>
